--- a/docs/forms/B1_Readiness_Assessment.docx
+++ b/docs/forms/B1_Readiness_Assessment.docx
@@ -1349,7 +1349,7 @@
           <w:color w:val="5A6672"/>
           <w:sz w:val="17"/>
         </w:rPr>
-        <w:t>Thresholds are not yet calibrated (v0.3). Use the score to structure the conversation, then complete B-2.</w:t>
+        <w:t>Thresholds and scale anchors are not yet calibrated (v0.4). Use the score to structure the conversation, then complete B-2.</w:t>
       </w:r>
     </w:p>
     <w:p>
@@ -1440,7 +1440,7 @@
         <w:color w:val="5A6672"/>
         <w:sz w:val="16"/>
       </w:rPr>
-      <w:t>Handbook v0.3  ·  B-1  ·  Record the handbook version in your closure report</w:t>
+      <w:t>Handbook v0.4  ·  B-1  ·  Record the handbook version in your closure report</w:t>
     </w:r>
   </w:p>
 </w:ftr>
